--- a/result/docs/视频互动峰值的混合预测模型（SARIMA+随机森林）分析报告.docx
+++ b/result/docs/视频互动峰值的混合预测模型（SARIMA+随机森林）分析报告.docx
@@ -126,28 +126,28 @@
           <w:numId w:val="1"/>
         </w:numPr>
         <w:rPr>
-          <w:b/>
-          <w:bCs/>
-        </w:rPr>
-      </w:pPr>
-      <w:r>
-        <w:rPr>
-          <w:b/>
-          <w:bCs/>
+          <w:b w:val="0"/>
+          <w:bCs w:val="0"/>
+        </w:rPr>
+      </w:pPr>
+      <w:r>
+        <w:rPr>
+          <w:b w:val="0"/>
+          <w:bCs w:val="0"/>
         </w:rPr>
         <w:t>时间序列分解</w:t>
       </w:r>
       <w:r>
         <w:rPr>
-          <w:b/>
-          <w:bCs/>
+          <w:b w:val="0"/>
+          <w:bCs w:val="0"/>
         </w:rPr>
         <w:br w:type="textWrapping"/>
       </w:r>
       <w:r>
         <w:rPr>
-          <w:b/>
-          <w:bCs/>
+          <w:b w:val="0"/>
+          <w:bCs w:val="0"/>
         </w:rPr>
         <w:t>采用季节性分解（seasonal_decompose）将每小时点赞量数据拆分为趋势项（长期变化规律）、周期项（24 小时日内波动）和残差项（随机波动）。通过对比残差方差，自动选择加法或乘法分解模型，适配不同数据波动特性。</w:t>
       </w:r>
@@ -159,30 +159,39 @@
           <w:numId w:val="1"/>
         </w:numPr>
         <w:rPr>
-          <w:b/>
-          <w:bCs/>
-        </w:rPr>
-      </w:pPr>
-      <w:r>
-        <w:rPr>
-          <w:b/>
-          <w:bCs/>
+          <w:b w:val="0"/>
+          <w:bCs w:val="0"/>
+        </w:rPr>
+      </w:pPr>
+      <w:r>
+        <w:rPr>
+          <w:b w:val="0"/>
+          <w:bCs w:val="0"/>
         </w:rPr>
         <w:t>SARIMA 模型</w:t>
       </w:r>
       <w:r>
         <w:rPr>
-          <w:b/>
-          <w:bCs/>
+          <w:b w:val="0"/>
+          <w:bCs w:val="0"/>
         </w:rPr>
         <w:br w:type="textWrapping"/>
       </w:r>
       <w:r>
         <w:rPr>
-          <w:b/>
-          <w:bCs/>
-        </w:rPr>
-        <w:t>针对分解后的 “趋势 + 周期” 组合项建模，捕捉时间序列的长期趋势和日内季节性。通过自回归（AR）、差分（I）、移动平均（MA）及季节性组件，预测未来 48 小时的趋势与周期叠加结果。</w:t>
+          <w:b w:val="0"/>
+          <w:bCs w:val="0"/>
+        </w:rPr>
+        <w:t>针对分解后的 “趋势 + 周期” 组合</w:t>
+      </w:r>
+      <w:bookmarkStart w:id="0" w:name="_GoBack"/>
+      <w:bookmarkEnd w:id="0"/>
+      <w:r>
+        <w:rPr>
+          <w:b w:val="0"/>
+          <w:bCs w:val="0"/>
+        </w:rPr>
+        <w:t>项建模，捕捉时间序列的长期趋势和日内季节性。通过自回归（AR）、差分（I）、移动平均（MA）及季节性组件，预测未来 48 小时的趋势与周期叠加结果。</w:t>
       </w:r>
     </w:p>
     <w:p>
@@ -192,28 +201,28 @@
           <w:numId w:val="1"/>
         </w:numPr>
         <w:rPr>
-          <w:b/>
-          <w:bCs/>
-        </w:rPr>
-      </w:pPr>
-      <w:r>
-        <w:rPr>
-          <w:b/>
-          <w:bCs/>
+          <w:b w:val="0"/>
+          <w:bCs w:val="0"/>
+        </w:rPr>
+      </w:pPr>
+      <w:r>
+        <w:rPr>
+          <w:b w:val="0"/>
+          <w:bCs w:val="0"/>
         </w:rPr>
         <w:t>随机森林回归</w:t>
       </w:r>
       <w:r>
         <w:rPr>
-          <w:b/>
-          <w:bCs/>
+          <w:b w:val="0"/>
+          <w:bCs w:val="0"/>
         </w:rPr>
         <w:br w:type="textWrapping"/>
       </w:r>
       <w:r>
         <w:rPr>
-          <w:b/>
-          <w:bCs/>
+          <w:b w:val="0"/>
+          <w:bCs w:val="0"/>
         </w:rPr>
         <w:t>对分解后的残差项建模，利用小时、是否周末、星期几等时间特征，学习随机波动规律，修正 SARIMA 的预测误差。通过 100 棵决策树（最大深度 7）平衡拟合精度与泛化能力。</w:t>
       </w:r>
@@ -225,28 +234,28 @@
           <w:numId w:val="1"/>
         </w:numPr>
         <w:rPr>
-          <w:b/>
-          <w:bCs/>
-        </w:rPr>
-      </w:pPr>
-      <w:r>
-        <w:rPr>
-          <w:b/>
-          <w:bCs/>
+          <w:b w:val="0"/>
+          <w:bCs w:val="0"/>
+        </w:rPr>
+      </w:pPr>
+      <w:r>
+        <w:rPr>
+          <w:b w:val="0"/>
+          <w:bCs w:val="0"/>
         </w:rPr>
         <w:t>混合预测策略</w:t>
       </w:r>
       <w:r>
         <w:rPr>
-          <w:b/>
-          <w:bCs/>
+          <w:b w:val="0"/>
+          <w:bCs w:val="0"/>
         </w:rPr>
         <w:br w:type="textWrapping"/>
       </w:r>
       <w:r>
         <w:rPr>
-          <w:b/>
-          <w:bCs/>
+          <w:b w:val="0"/>
+          <w:bCs w:val="0"/>
         </w:rPr>
         <w:t>结合 SARIMA 的趋势周期预测与随机森林的残差预测，根据分解类型（加法 / 乘法）进行结果融合，确保预测值非负（点赞量不可能为负），最终输出 48 小时连续预测结果。</w:t>
       </w:r>
@@ -1315,8 +1324,6 @@
           <w:bCs/>
         </w:rPr>
       </w:pPr>
-      <w:bookmarkStart w:id="0" w:name="_GoBack"/>
-      <w:bookmarkEnd w:id="0"/>
     </w:p>
     <w:sectPr>
       <w:pgSz w:w="11906" w:h="16838"/>
